--- a/templates/sale/محضر استجواب البائع.docx
+++ b/templates/sale/محضر استجواب البائع.docx
@@ -82,7 +82,6 @@
           <w:lang w:bidi="ar-EG"/>
         </w:rPr>
       </w:pPr>
-      <w:bookmarkStart w:id="0" w:name="_GoBack"/>
       <w:r>
         <w:rPr>
           <w:rFonts w:hint="cs"/>
@@ -589,7 +588,7 @@
           <w:szCs w:val="30"/>
           <w:rtl/>
         </w:rPr>
-        <w:t>{{ تاريخ_العقد }}</w:t>
+        <w:t>{{تاريخ_العقد_رقمي}}</w:t>
       </w:r>
       <w:r>
         <w:rPr>
@@ -802,219 +801,13 @@
       </w:pPr>
       <w:r>
         <w:rPr>
-          <w:rFonts w:hint="cs"/>
-          <w:b/>
-          <w:bCs/>
-          <w:sz w:val="30"/>
-          <w:szCs w:val="30"/>
-          <w:rtl/>
-          <w:lang w:bidi="ar-EG"/>
-        </w:rPr>
-        <w:t>ج/</w:t>
-      </w:r>
-      <w:r>
-        <w:rPr>
-          <w:rFonts w:hint="cs"/>
-          <w:b/>
-          <w:bCs/>
-          <w:sz w:val="30"/>
-          <w:szCs w:val="30"/>
-          <w:rtl/>
-          <w:lang w:bidi="ar-EG"/>
-        </w:rPr>
-        <w:t xml:space="preserve"> اسمي / </w:t>
-      </w:r>
-      <w:r>
-        <w:rPr>
-          <w:rFonts w:cs="Arial"/>
-          <w:b/>
-          <w:bCs/>
-          <w:sz w:val="30"/>
-          <w:szCs w:val="30"/>
-          <w:rtl/>
-          <w:lang w:bidi="ar-EG"/>
-        </w:rPr>
-        <w:t>{{ اسم_البائع }}</w:t>
-      </w:r>
-      <w:r>
-        <w:rPr>
-          <w:rFonts w:cs="Arial" w:hint="cs"/>
-          <w:b/>
-          <w:bCs/>
-          <w:sz w:val="30"/>
-          <w:szCs w:val="30"/>
-          <w:rtl/>
-          <w:lang w:bidi="ar-EG"/>
-        </w:rPr>
-        <w:t xml:space="preserve"> </w:t>
-      </w:r>
-      <w:r>
-        <w:rPr>
-          <w:rFonts w:asciiTheme="minorBidi" w:hAnsiTheme="minorBidi"/>
-          <w:b/>
-          <w:bCs/>
-          <w:sz w:val="30"/>
-          <w:szCs w:val="30"/>
-          <w:rtl/>
-          <w:lang w:bidi="ar-EG"/>
-        </w:rPr>
-        <w:t>–</w:t>
-      </w:r>
-      <w:r>
-        <w:rPr>
-          <w:rFonts w:asciiTheme="minorBidi" w:hAnsiTheme="minorBidi" w:hint="cs"/>
-          <w:b/>
-          <w:bCs/>
-          <w:sz w:val="30"/>
-          <w:szCs w:val="30"/>
-          <w:rtl/>
-          <w:lang w:bidi="ar-EG"/>
-        </w:rPr>
-        <w:t xml:space="preserve"> </w:t>
-      </w:r>
-      <w:r>
-        <w:rPr>
-          <w:rFonts w:cs="Arial"/>
-          <w:b/>
-          <w:bCs/>
-          <w:sz w:val="30"/>
-          <w:szCs w:val="30"/>
-          <w:rtl/>
-          <w:lang w:bidi="ar-EG"/>
-        </w:rPr>
-        <w:t xml:space="preserve">{{ </w:t>
-      </w:r>
-      <w:r>
-        <w:rPr>
-          <w:rFonts w:cs="Arial" w:hint="cs"/>
-          <w:b/>
-          <w:bCs/>
-          <w:sz w:val="30"/>
-          <w:szCs w:val="30"/>
-          <w:rtl/>
-          <w:lang w:bidi="ar-EG"/>
-        </w:rPr>
-        <w:t>سن</w:t>
-      </w:r>
-      <w:r>
-        <w:rPr>
-          <w:rFonts w:cs="Arial"/>
-          <w:b/>
-          <w:bCs/>
-          <w:sz w:val="30"/>
-          <w:szCs w:val="30"/>
-          <w:rtl/>
-          <w:lang w:bidi="ar-EG"/>
-        </w:rPr>
-        <w:t>_البائع }}</w:t>
-      </w:r>
-      <w:r>
-        <w:rPr>
-          <w:rFonts w:asciiTheme="minorBidi" w:hAnsiTheme="minorBidi" w:hint="cs"/>
-          <w:b/>
-          <w:bCs/>
-          <w:sz w:val="30"/>
-          <w:szCs w:val="30"/>
-          <w:rtl/>
-          <w:lang w:bidi="ar-EG"/>
-        </w:rPr>
-        <w:t xml:space="preserve">عام </w:t>
-      </w:r>
-      <w:r>
-        <w:rPr>
-          <w:rFonts w:asciiTheme="minorBidi" w:hAnsiTheme="minorBidi"/>
-          <w:b/>
-          <w:bCs/>
-          <w:sz w:val="30"/>
-          <w:szCs w:val="30"/>
-          <w:rtl/>
-          <w:lang w:bidi="ar-EG"/>
-        </w:rPr>
-        <w:t>–</w:t>
-      </w:r>
-      <w:r>
-        <w:rPr>
-          <w:rFonts w:asciiTheme="minorBidi" w:hAnsiTheme="minorBidi" w:hint="cs"/>
-          <w:b/>
-          <w:bCs/>
-          <w:sz w:val="30"/>
-          <w:szCs w:val="30"/>
-          <w:rtl/>
-          <w:lang w:bidi="ar-EG"/>
-        </w:rPr>
-        <w:t xml:space="preserve"> </w:t>
-      </w:r>
-      <w:r>
-        <w:rPr>
-          <w:rFonts w:asciiTheme="minorBidi" w:hAnsiTheme="minorBidi"/>
-          <w:b/>
-          <w:bCs/>
-          <w:sz w:val="30"/>
-          <w:szCs w:val="30"/>
-          <w:rtl/>
-          <w:lang w:bidi="ar-EG"/>
-        </w:rPr>
-        <w:t>{{ مهنة_البائع }}</w:t>
-      </w:r>
-      <w:r>
-        <w:rPr>
-          <w:rFonts w:asciiTheme="minorBidi" w:hAnsiTheme="minorBidi" w:hint="cs"/>
-          <w:b/>
-          <w:bCs/>
-          <w:sz w:val="30"/>
-          <w:szCs w:val="30"/>
-          <w:rtl/>
-          <w:lang w:bidi="ar-EG"/>
-        </w:rPr>
-        <w:t xml:space="preserve"> </w:t>
-      </w:r>
-      <w:r>
-        <w:rPr>
-          <w:rFonts w:asciiTheme="minorBidi" w:hAnsiTheme="minorBidi"/>
-          <w:b/>
-          <w:bCs/>
-          <w:sz w:val="30"/>
-          <w:szCs w:val="30"/>
-          <w:rtl/>
-          <w:lang w:bidi="ar-EG"/>
-        </w:rPr>
-        <w:t>–</w:t>
-      </w:r>
-      <w:r>
-        <w:rPr>
-          <w:rFonts w:asciiTheme="minorBidi" w:hAnsiTheme="minorBidi" w:hint="cs"/>
-          <w:b/>
-          <w:bCs/>
-          <w:sz w:val="30"/>
-          <w:szCs w:val="30"/>
-          <w:rtl/>
-          <w:lang w:bidi="ar-EG"/>
-        </w:rPr>
-        <w:t xml:space="preserve"> وي</w:t>
-      </w:r>
-      <w:r>
-        <w:rPr>
-          <w:rFonts w:asciiTheme="minorBidi" w:hAnsiTheme="minorBidi" w:hint="cs"/>
-          <w:b/>
-          <w:bCs/>
-          <w:sz w:val="30"/>
-          <w:szCs w:val="30"/>
-          <w:rtl/>
-          <w:lang w:bidi="ar-EG"/>
-        </w:rPr>
-        <w:t xml:space="preserve">قيم </w:t>
-      </w:r>
-      <w:r>
-        <w:rPr>
-          <w:rFonts w:asciiTheme="minorBidi" w:hAnsiTheme="minorBidi"/>
-          <w:b/>
-          <w:bCs/>
-          <w:sz w:val="30"/>
-          <w:szCs w:val="30"/>
-          <w:rtl/>
-          <w:lang w:bidi="ar-EG"/>
-        </w:rPr>
-        <w:t>{{عنوان_البائع}}</w:t>
+          <w:b/>
+          <w:bCs/>
+          <w:sz w:val="30"/>
+          <w:szCs w:val="30"/>
+          <w:rtl/>
+        </w:rPr>
+        <w:t>ج/ {{ ديباجة_استجواب_البائع }}</w:t>
       </w:r>
     </w:p>
     <w:p>
@@ -1086,7 +879,20 @@
           <w:szCs w:val="30"/>
           <w:rtl/>
         </w:rPr>
-        <w:t xml:space="preserve">  {{ مساحة_البيع_قيراط }}</w:t>
+        <w:t xml:space="preserve">  {{ مساحة_البيع_</w:t>
+      </w:r>
+      <w:bookmarkStart w:id="0" w:name="_GoBack"/>
+      <w:bookmarkEnd w:id="0"/>
+      <w:r>
+        <w:rPr>
+          <w:rFonts w:asciiTheme="minorBidi" w:hAnsiTheme="minorBidi" w:cs="Arial"/>
+          <w:b/>
+          <w:bCs/>
+          <w:sz w:val="30"/>
+          <w:szCs w:val="30"/>
+          <w:rtl/>
+        </w:rPr>
+        <w:t>قيراط }}</w:t>
       </w:r>
       <w:r>
         <w:rPr>
@@ -1569,7 +1375,6 @@
         <w:t xml:space="preserve"> لا</w:t>
       </w:r>
     </w:p>
-    <w:bookmarkEnd w:id="0"/>
     <w:p>
       <w:pPr>
         <w:spacing w:after="0"/>
@@ -2287,7 +2092,6 @@
   <w:style w:type="character" w:default="1" w:styleId="DefaultParagraphFont">
     <w:name w:val="Default Paragraph Font"/>
     <w:uiPriority w:val="1"/>
-    <w:semiHidden/>
     <w:unhideWhenUsed/>
   </w:style>
   <w:style w:type="table" w:default="1" w:styleId="TableNormal">
